--- a/masters/resume-narrative/resume-narrative-sample.docx
+++ b/masters/resume-narrative/resume-narrative-sample.docx
@@ -4,7 +4,7 @@
   <w:body>
     <w:p>
       <w:pPr>
-        <w:spacing w:after="34" w:before="0" w:line="312" w:lineRule="auto"/>
+        <w:spacing w:after="26" w:before="0" w:line="312" w:lineRule="auto"/>
         <w:jc w:val="center"/>
       </w:pPr>
       <w:r>
@@ -19,7 +19,7 @@
     </w:p>
     <w:p>
       <w:pPr>
-        <w:spacing w:after="85" w:before="0" w:line="312" w:lineRule="auto"/>
+        <w:spacing w:after="66" w:before="0" w:line="312" w:lineRule="auto"/>
         <w:jc w:val="left"/>
         <w:pBdr>
           <w:bottom w:val="single" w:sz="14" w:space="2" w:color="24384F"/>
@@ -52,7 +52,7 @@
       </w:tblGrid>
       <w:tr>
         <w:trPr>
-          <w:trHeight w:val="361" w:hRule="atLeast"/>
+          <w:trHeight w:val="385" w:hRule="atLeast"/>
         </w:trPr>
         <w:tc>
           <w:tcPr>
@@ -235,18 +235,22 @@
               <w:bottom w:val="single" w:sz="6" w:space="0" w:color="C9D2DD"/>
               <w:right w:val="single" w:sz="6" w:space="0" w:color="C9D2DD"/>
             </w:tcBorders>
+            <w:tcMar>
+              <w:left w:w="0" w:type="dxa"/>
+              <w:right w:w="0" w:type="dxa"/>
+            </w:tcMar>
             <w:vAlign w:val="center"/>
           </w:tcPr>
           <w:p>
             <w:pPr>
-              <w:spacing w:after="0" w:before="0"/>
+              <w:spacing w:after="0" w:before="0" w:line="240" w:lineRule="auto"/>
               <w:jc w:val="center"/>
             </w:pPr>
             <w:r/>
             <w:r>
               <w:drawing>
                 <wp:inline xmlns:a="http://schemas.openxmlformats.org/drawingml/2006/main" xmlns:pic="http://schemas.openxmlformats.org/drawingml/2006/picture">
-                  <wp:extent cx="633600" cy="846000"/>
+                  <wp:extent cx="680400" cy="903600"/>
                   <wp:docPr id="1" name="Picture 1"/>
                   <wp:cNvGraphicFramePr>
                     <a:graphicFrameLocks noChangeAspect="1"/>
@@ -267,7 +271,7 @@
                         <pic:spPr>
                           <a:xfrm>
                             <a:off x="0" y="0"/>
-                            <a:ext cx="633600" cy="846000"/>
+                            <a:ext cx="680400" cy="903600"/>
                           </a:xfrm>
                           <a:prstGeom prst="rect"/>
                         </pic:spPr>
@@ -282,7 +286,7 @@
       </w:tr>
       <w:tr>
         <w:trPr>
-          <w:trHeight w:val="361" w:hRule="atLeast"/>
+          <w:trHeight w:val="385" w:hRule="atLeast"/>
         </w:trPr>
         <w:tc>
           <w:tcPr>
@@ -472,7 +476,7 @@
       </w:tr>
       <w:tr>
         <w:trPr>
-          <w:trHeight w:val="361" w:hRule="atLeast"/>
+          <w:trHeight w:val="385" w:hRule="atLeast"/>
         </w:trPr>
         <w:tc>
           <w:tcPr>
@@ -549,7 +553,7 @@
       </w:tr>
       <w:tr>
         <w:trPr>
-          <w:trHeight w:val="361" w:hRule="atLeast"/>
+          <w:trHeight w:val="385" w:hRule="atLeast"/>
         </w:trPr>
         <w:tc>
           <w:tcPr>
@@ -627,7 +631,7 @@
     </w:tbl>
     <w:p>
       <w:pPr>
-        <w:spacing w:after="34" w:before="0" w:line="312" w:lineRule="auto"/>
+        <w:spacing w:after="26" w:before="0" w:line="312" w:lineRule="auto"/>
         <w:jc w:val="left"/>
       </w:pPr>
       <w:r>
@@ -640,7 +644,7 @@
     </w:p>
     <w:p>
       <w:pPr>
-        <w:spacing w:after="34" w:before="68" w:line="312" w:lineRule="auto"/>
+        <w:spacing w:after="26" w:before="53" w:line="312" w:lineRule="auto"/>
         <w:jc w:val="left"/>
         <w:pBdr>
           <w:bottom w:val="single" w:sz="6" w:space="2" w:color="C9D2DD"/>
@@ -667,7 +671,7 @@
     </w:p>
     <w:p>
       <w:pPr>
-        <w:spacing w:after="34" w:before="0" w:line="312" w:lineRule="auto"/>
+        <w:spacing w:after="26" w:before="0" w:line="312" w:lineRule="auto"/>
         <w:jc w:val="left"/>
       </w:pPr>
       <w:r>
@@ -693,7 +697,7 @@
       </w:tblGrid>
       <w:tr>
         <w:trPr>
-          <w:trHeight w:val="1253" w:hRule="atLeast"/>
+          <w:trHeight w:val="972" w:hRule="atLeast"/>
         </w:trPr>
         <w:tc>
           <w:tcPr>
@@ -727,7 +731,7 @@
     </w:tbl>
     <w:p>
       <w:pPr>
-        <w:spacing w:after="34" w:before="0" w:line="312" w:lineRule="auto"/>
+        <w:spacing w:after="26" w:before="0" w:line="312" w:lineRule="auto"/>
         <w:jc w:val="left"/>
       </w:pPr>
       <w:r>
@@ -740,7 +744,7 @@
     </w:p>
     <w:p>
       <w:pPr>
-        <w:spacing w:after="34" w:before="68" w:line="312" w:lineRule="auto"/>
+        <w:spacing w:after="26" w:before="53" w:line="312" w:lineRule="auto"/>
         <w:jc w:val="left"/>
         <w:pBdr>
           <w:bottom w:val="single" w:sz="6" w:space="2" w:color="C9D2DD"/>
@@ -767,7 +771,7 @@
     </w:p>
     <w:p>
       <w:pPr>
-        <w:spacing w:after="34" w:before="0" w:line="312" w:lineRule="auto"/>
+        <w:spacing w:after="26" w:before="0" w:line="312" w:lineRule="auto"/>
         <w:jc w:val="left"/>
       </w:pPr>
       <w:r>
@@ -793,7 +797,7 @@
       </w:tblGrid>
       <w:tr>
         <w:trPr>
-          <w:trHeight w:val="1638" w:hRule="atLeast"/>
+          <w:trHeight w:val="1272" w:hRule="atLeast"/>
         </w:trPr>
         <w:tc>
           <w:tcPr>
@@ -827,7 +831,7 @@
     </w:tbl>
     <w:p>
       <w:pPr>
-        <w:spacing w:after="34" w:before="0" w:line="312" w:lineRule="auto"/>
+        <w:spacing w:after="26" w:before="0" w:line="312" w:lineRule="auto"/>
         <w:jc w:val="left"/>
       </w:pPr>
       <w:r>
@@ -840,7 +844,7 @@
     </w:p>
     <w:p>
       <w:pPr>
-        <w:spacing w:after="34" w:before="68" w:line="312" w:lineRule="auto"/>
+        <w:spacing w:after="26" w:before="53" w:line="312" w:lineRule="auto"/>
         <w:jc w:val="left"/>
         <w:pBdr>
           <w:bottom w:val="single" w:sz="6" w:space="2" w:color="C9D2DD"/>
@@ -867,7 +871,7 @@
     </w:p>
     <w:p>
       <w:pPr>
-        <w:spacing w:after="34" w:before="0" w:line="312" w:lineRule="auto"/>
+        <w:spacing w:after="26" w:before="0" w:line="312" w:lineRule="auto"/>
         <w:jc w:val="left"/>
       </w:pPr>
       <w:r>
@@ -893,7 +897,7 @@
       </w:tblGrid>
       <w:tr>
         <w:trPr>
-          <w:trHeight w:val="1253" w:hRule="atLeast"/>
+          <w:trHeight w:val="972" w:hRule="atLeast"/>
         </w:trPr>
         <w:tc>
           <w:tcPr>
@@ -927,7 +931,7 @@
     </w:tbl>
     <w:p>
       <w:pPr>
-        <w:spacing w:after="34" w:before="0" w:line="312" w:lineRule="auto"/>
+        <w:spacing w:after="26" w:before="0" w:line="312" w:lineRule="auto"/>
         <w:jc w:val="left"/>
       </w:pPr>
       <w:r>
@@ -940,7 +944,7 @@
     </w:p>
     <w:p>
       <w:pPr>
-        <w:spacing w:after="34" w:before="68" w:line="312" w:lineRule="auto"/>
+        <w:spacing w:after="26" w:before="53" w:line="312" w:lineRule="auto"/>
         <w:jc w:val="left"/>
         <w:pBdr>
           <w:bottom w:val="single" w:sz="6" w:space="2" w:color="C9D2DD"/>
@@ -967,7 +971,7 @@
     </w:p>
     <w:p>
       <w:pPr>
-        <w:spacing w:after="34" w:before="0" w:line="312" w:lineRule="auto"/>
+        <w:spacing w:after="26" w:before="0" w:line="312" w:lineRule="auto"/>
         <w:jc w:val="left"/>
       </w:pPr>
       <w:r>
@@ -993,7 +997,7 @@
       </w:tblGrid>
       <w:tr>
         <w:trPr>
-          <w:trHeight w:val="1445" w:hRule="atLeast"/>
+          <w:trHeight w:val="1122" w:hRule="atLeast"/>
         </w:trPr>
         <w:tc>
           <w:tcPr>
@@ -1027,7 +1031,7 @@
     </w:tbl>
     <w:p>
       <w:pPr>
-        <w:spacing w:after="34" w:before="0" w:line="312" w:lineRule="auto"/>
+        <w:spacing w:after="26" w:before="0" w:line="312" w:lineRule="auto"/>
         <w:jc w:val="left"/>
       </w:pPr>
       <w:r>
@@ -1040,7 +1044,7 @@
     </w:p>
     <w:p>
       <w:pPr>
-        <w:spacing w:after="68" w:before="0" w:line="312" w:lineRule="auto"/>
+        <w:spacing w:after="53" w:before="0" w:line="312" w:lineRule="auto"/>
         <w:jc w:val="center"/>
       </w:pPr>
       <w:r>
@@ -1054,7 +1058,7 @@
     </w:p>
     <w:p>
       <w:pPr>
-        <w:spacing w:after="68" w:before="68" w:line="312" w:lineRule="auto"/>
+        <w:spacing w:after="53" w:before="53" w:line="312" w:lineRule="auto"/>
         <w:jc w:val="center"/>
       </w:pPr>
       <w:r>
@@ -1069,7 +1073,7 @@
     </w:p>
     <w:p>
       <w:pPr>
-        <w:spacing w:after="68" w:before="0" w:line="312" w:lineRule="auto"/>
+        <w:spacing w:after="53" w:before="0" w:line="312" w:lineRule="auto"/>
         <w:jc w:val="right"/>
       </w:pPr>
       <w:r>
@@ -1107,7 +1111,7 @@
     </w:p>
     <w:p>
       <w:pPr>
-        <w:spacing w:after="0" w:before="51" w:line="312" w:lineRule="auto"/>
+        <w:spacing w:after="0" w:before="40" w:line="312" w:lineRule="auto"/>
         <w:jc w:val="left"/>
       </w:pPr>
       <w:r>

--- a/masters/resume-narrative/resume-narrative-sample.docx
+++ b/masters/resume-narrative/resume-narrative-sample.docx
@@ -4,7 +4,7 @@
   <w:body>
     <w:p>
       <w:pPr>
-        <w:spacing w:after="26" w:before="0" w:line="312" w:lineRule="auto"/>
+        <w:spacing w:after="34" w:before="0" w:line="312" w:lineRule="auto"/>
         <w:jc w:val="center"/>
       </w:pPr>
       <w:r>
@@ -19,7 +19,7 @@
     </w:p>
     <w:p>
       <w:pPr>
-        <w:spacing w:after="66" w:before="0" w:line="312" w:lineRule="auto"/>
+        <w:spacing w:after="85" w:before="0" w:line="312" w:lineRule="auto"/>
         <w:jc w:val="left"/>
         <w:pBdr>
           <w:bottom w:val="single" w:sz="14" w:space="2" w:color="24384F"/>
@@ -52,7 +52,7 @@
       </w:tblGrid>
       <w:tr>
         <w:trPr>
-          <w:trHeight w:val="385" w:hRule="atLeast"/>
+          <w:trHeight w:val="361" w:hRule="atLeast"/>
         </w:trPr>
         <w:tc>
           <w:tcPr>
@@ -235,22 +235,18 @@
               <w:bottom w:val="single" w:sz="6" w:space="0" w:color="C9D2DD"/>
               <w:right w:val="single" w:sz="6" w:space="0" w:color="C9D2DD"/>
             </w:tcBorders>
-            <w:tcMar>
-              <w:left w:w="0" w:type="dxa"/>
-              <w:right w:w="0" w:type="dxa"/>
-            </w:tcMar>
             <w:vAlign w:val="center"/>
           </w:tcPr>
           <w:p>
             <w:pPr>
-              <w:spacing w:after="0" w:before="0" w:line="240" w:lineRule="auto"/>
+              <w:spacing w:after="0" w:before="0"/>
               <w:jc w:val="center"/>
             </w:pPr>
             <w:r/>
             <w:r>
               <w:drawing>
                 <wp:inline xmlns:a="http://schemas.openxmlformats.org/drawingml/2006/main" xmlns:pic="http://schemas.openxmlformats.org/drawingml/2006/picture">
-                  <wp:extent cx="680400" cy="903600"/>
+                  <wp:extent cx="633600" cy="846000"/>
                   <wp:docPr id="1" name="Picture 1"/>
                   <wp:cNvGraphicFramePr>
                     <a:graphicFrameLocks noChangeAspect="1"/>
@@ -271,7 +267,7 @@
                         <pic:spPr>
                           <a:xfrm>
                             <a:off x="0" y="0"/>
-                            <a:ext cx="680400" cy="903600"/>
+                            <a:ext cx="633600" cy="846000"/>
                           </a:xfrm>
                           <a:prstGeom prst="rect"/>
                         </pic:spPr>
@@ -286,7 +282,7 @@
       </w:tr>
       <w:tr>
         <w:trPr>
-          <w:trHeight w:val="385" w:hRule="atLeast"/>
+          <w:trHeight w:val="361" w:hRule="atLeast"/>
         </w:trPr>
         <w:tc>
           <w:tcPr>
@@ -476,7 +472,7 @@
       </w:tr>
       <w:tr>
         <w:trPr>
-          <w:trHeight w:val="385" w:hRule="atLeast"/>
+          <w:trHeight w:val="361" w:hRule="atLeast"/>
         </w:trPr>
         <w:tc>
           <w:tcPr>
@@ -553,7 +549,7 @@
       </w:tr>
       <w:tr>
         <w:trPr>
-          <w:trHeight w:val="385" w:hRule="atLeast"/>
+          <w:trHeight w:val="361" w:hRule="atLeast"/>
         </w:trPr>
         <w:tc>
           <w:tcPr>
@@ -631,7 +627,7 @@
     </w:tbl>
     <w:p>
       <w:pPr>
-        <w:spacing w:after="26" w:before="0" w:line="312" w:lineRule="auto"/>
+        <w:spacing w:after="34" w:before="0" w:line="312" w:lineRule="auto"/>
         <w:jc w:val="left"/>
       </w:pPr>
       <w:r>
@@ -644,7 +640,7 @@
     </w:p>
     <w:p>
       <w:pPr>
-        <w:spacing w:after="26" w:before="53" w:line="312" w:lineRule="auto"/>
+        <w:spacing w:after="34" w:before="68" w:line="312" w:lineRule="auto"/>
         <w:jc w:val="left"/>
         <w:pBdr>
           <w:bottom w:val="single" w:sz="6" w:space="2" w:color="C9D2DD"/>
@@ -671,7 +667,7 @@
     </w:p>
     <w:p>
       <w:pPr>
-        <w:spacing w:after="26" w:before="0" w:line="312" w:lineRule="auto"/>
+        <w:spacing w:after="34" w:before="0" w:line="312" w:lineRule="auto"/>
         <w:jc w:val="left"/>
       </w:pPr>
       <w:r>
@@ -697,7 +693,7 @@
       </w:tblGrid>
       <w:tr>
         <w:trPr>
-          <w:trHeight w:val="972" w:hRule="atLeast"/>
+          <w:trHeight w:val="1253" w:hRule="atLeast"/>
         </w:trPr>
         <w:tc>
           <w:tcPr>
@@ -731,7 +727,7 @@
     </w:tbl>
     <w:p>
       <w:pPr>
-        <w:spacing w:after="26" w:before="0" w:line="312" w:lineRule="auto"/>
+        <w:spacing w:after="34" w:before="0" w:line="312" w:lineRule="auto"/>
         <w:jc w:val="left"/>
       </w:pPr>
       <w:r>
@@ -744,7 +740,7 @@
     </w:p>
     <w:p>
       <w:pPr>
-        <w:spacing w:after="26" w:before="53" w:line="312" w:lineRule="auto"/>
+        <w:spacing w:after="34" w:before="68" w:line="312" w:lineRule="auto"/>
         <w:jc w:val="left"/>
         <w:pBdr>
           <w:bottom w:val="single" w:sz="6" w:space="2" w:color="C9D2DD"/>
@@ -771,7 +767,7 @@
     </w:p>
     <w:p>
       <w:pPr>
-        <w:spacing w:after="26" w:before="0" w:line="312" w:lineRule="auto"/>
+        <w:spacing w:after="34" w:before="0" w:line="312" w:lineRule="auto"/>
         <w:jc w:val="left"/>
       </w:pPr>
       <w:r>
@@ -797,7 +793,7 @@
       </w:tblGrid>
       <w:tr>
         <w:trPr>
-          <w:trHeight w:val="1272" w:hRule="atLeast"/>
+          <w:trHeight w:val="1638" w:hRule="atLeast"/>
         </w:trPr>
         <w:tc>
           <w:tcPr>
@@ -831,7 +827,7 @@
     </w:tbl>
     <w:p>
       <w:pPr>
-        <w:spacing w:after="26" w:before="0" w:line="312" w:lineRule="auto"/>
+        <w:spacing w:after="34" w:before="0" w:line="312" w:lineRule="auto"/>
         <w:jc w:val="left"/>
       </w:pPr>
       <w:r>
@@ -844,7 +840,7 @@
     </w:p>
     <w:p>
       <w:pPr>
-        <w:spacing w:after="26" w:before="53" w:line="312" w:lineRule="auto"/>
+        <w:spacing w:after="34" w:before="68" w:line="312" w:lineRule="auto"/>
         <w:jc w:val="left"/>
         <w:pBdr>
           <w:bottom w:val="single" w:sz="6" w:space="2" w:color="C9D2DD"/>
@@ -871,7 +867,7 @@
     </w:p>
     <w:p>
       <w:pPr>
-        <w:spacing w:after="26" w:before="0" w:line="312" w:lineRule="auto"/>
+        <w:spacing w:after="34" w:before="0" w:line="312" w:lineRule="auto"/>
         <w:jc w:val="left"/>
       </w:pPr>
       <w:r>
@@ -897,7 +893,7 @@
       </w:tblGrid>
       <w:tr>
         <w:trPr>
-          <w:trHeight w:val="972" w:hRule="atLeast"/>
+          <w:trHeight w:val="1253" w:hRule="atLeast"/>
         </w:trPr>
         <w:tc>
           <w:tcPr>
@@ -931,7 +927,7 @@
     </w:tbl>
     <w:p>
       <w:pPr>
-        <w:spacing w:after="26" w:before="0" w:line="312" w:lineRule="auto"/>
+        <w:spacing w:after="34" w:before="0" w:line="312" w:lineRule="auto"/>
         <w:jc w:val="left"/>
       </w:pPr>
       <w:r>
@@ -944,7 +940,7 @@
     </w:p>
     <w:p>
       <w:pPr>
-        <w:spacing w:after="26" w:before="53" w:line="312" w:lineRule="auto"/>
+        <w:spacing w:after="34" w:before="68" w:line="312" w:lineRule="auto"/>
         <w:jc w:val="left"/>
         <w:pBdr>
           <w:bottom w:val="single" w:sz="6" w:space="2" w:color="C9D2DD"/>
@@ -971,7 +967,7 @@
     </w:p>
     <w:p>
       <w:pPr>
-        <w:spacing w:after="26" w:before="0" w:line="312" w:lineRule="auto"/>
+        <w:spacing w:after="34" w:before="0" w:line="312" w:lineRule="auto"/>
         <w:jc w:val="left"/>
       </w:pPr>
       <w:r>
@@ -997,7 +993,7 @@
       </w:tblGrid>
       <w:tr>
         <w:trPr>
-          <w:trHeight w:val="1122" w:hRule="atLeast"/>
+          <w:trHeight w:val="1445" w:hRule="atLeast"/>
         </w:trPr>
         <w:tc>
           <w:tcPr>
@@ -1031,7 +1027,7 @@
     </w:tbl>
     <w:p>
       <w:pPr>
-        <w:spacing w:after="26" w:before="0" w:line="312" w:lineRule="auto"/>
+        <w:spacing w:after="34" w:before="0" w:line="312" w:lineRule="auto"/>
         <w:jc w:val="left"/>
       </w:pPr>
       <w:r>
@@ -1044,7 +1040,7 @@
     </w:p>
     <w:p>
       <w:pPr>
-        <w:spacing w:after="53" w:before="0" w:line="312" w:lineRule="auto"/>
+        <w:spacing w:after="68" w:before="0" w:line="312" w:lineRule="auto"/>
         <w:jc w:val="center"/>
       </w:pPr>
       <w:r>
@@ -1058,7 +1054,7 @@
     </w:p>
     <w:p>
       <w:pPr>
-        <w:spacing w:after="53" w:before="53" w:line="312" w:lineRule="auto"/>
+        <w:spacing w:after="68" w:before="68" w:line="312" w:lineRule="auto"/>
         <w:jc w:val="center"/>
       </w:pPr>
       <w:r>
@@ -1073,7 +1069,7 @@
     </w:p>
     <w:p>
       <w:pPr>
-        <w:spacing w:after="53" w:before="0" w:line="312" w:lineRule="auto"/>
+        <w:spacing w:after="68" w:before="0" w:line="312" w:lineRule="auto"/>
         <w:jc w:val="right"/>
       </w:pPr>
       <w:r>
@@ -1111,7 +1107,7 @@
     </w:p>
     <w:p>
       <w:pPr>
-        <w:spacing w:after="0" w:before="40" w:line="312" w:lineRule="auto"/>
+        <w:spacing w:after="0" w:before="51" w:line="312" w:lineRule="auto"/>
         <w:jc w:val="left"/>
       </w:pPr>
       <w:r>

--- a/masters/resume-narrative/resume-narrative-sample.docx
+++ b/masters/resume-narrative/resume-narrative-sample.docx
@@ -4,7 +4,7 @@
   <w:body>
     <w:p>
       <w:pPr>
-        <w:spacing w:after="34" w:before="0" w:line="312" w:lineRule="auto"/>
+        <w:spacing w:after="31" w:before="0" w:line="312" w:lineRule="auto"/>
         <w:jc w:val="center"/>
       </w:pPr>
       <w:r>
@@ -19,7 +19,7 @@
     </w:p>
     <w:p>
       <w:pPr>
-        <w:spacing w:after="85" w:before="0" w:line="312" w:lineRule="auto"/>
+        <w:spacing w:after="78" w:before="0" w:line="312" w:lineRule="auto"/>
         <w:jc w:val="left"/>
         <w:pBdr>
           <w:bottom w:val="single" w:sz="14" w:space="2" w:color="24384F"/>
@@ -52,7 +52,7 @@
       </w:tblGrid>
       <w:tr>
         <w:trPr>
-          <w:trHeight w:val="361" w:hRule="atLeast"/>
+          <w:trHeight w:val="385" w:hRule="atLeast"/>
         </w:trPr>
         <w:tc>
           <w:tcPr>
@@ -235,18 +235,22 @@
               <w:bottom w:val="single" w:sz="6" w:space="0" w:color="C9D2DD"/>
               <w:right w:val="single" w:sz="6" w:space="0" w:color="C9D2DD"/>
             </w:tcBorders>
+            <w:tcMar>
+              <w:left w:w="0" w:type="dxa"/>
+              <w:right w:w="0" w:type="dxa"/>
+            </w:tcMar>
             <w:vAlign w:val="center"/>
           </w:tcPr>
           <w:p>
             <w:pPr>
-              <w:spacing w:after="0" w:before="0"/>
+              <w:spacing w:after="0" w:before="0" w:line="240" w:lineRule="auto"/>
               <w:jc w:val="center"/>
             </w:pPr>
             <w:r/>
             <w:r>
               <w:drawing>
                 <wp:inline xmlns:a="http://schemas.openxmlformats.org/drawingml/2006/main" xmlns:pic="http://schemas.openxmlformats.org/drawingml/2006/picture">
-                  <wp:extent cx="633600" cy="846000"/>
+                  <wp:extent cx="680400" cy="903600"/>
                   <wp:docPr id="1" name="Picture 1"/>
                   <wp:cNvGraphicFramePr>
                     <a:graphicFrameLocks noChangeAspect="1"/>
@@ -267,7 +271,7 @@
                         <pic:spPr>
                           <a:xfrm>
                             <a:off x="0" y="0"/>
-                            <a:ext cx="633600" cy="846000"/>
+                            <a:ext cx="680400" cy="903600"/>
                           </a:xfrm>
                           <a:prstGeom prst="rect"/>
                         </pic:spPr>
@@ -282,7 +286,7 @@
       </w:tr>
       <w:tr>
         <w:trPr>
-          <w:trHeight w:val="361" w:hRule="atLeast"/>
+          <w:trHeight w:val="385" w:hRule="atLeast"/>
         </w:trPr>
         <w:tc>
           <w:tcPr>
@@ -472,7 +476,7 @@
       </w:tr>
       <w:tr>
         <w:trPr>
-          <w:trHeight w:val="361" w:hRule="atLeast"/>
+          <w:trHeight w:val="385" w:hRule="atLeast"/>
         </w:trPr>
         <w:tc>
           <w:tcPr>
@@ -549,7 +553,7 @@
       </w:tr>
       <w:tr>
         <w:trPr>
-          <w:trHeight w:val="361" w:hRule="atLeast"/>
+          <w:trHeight w:val="385" w:hRule="atLeast"/>
         </w:trPr>
         <w:tc>
           <w:tcPr>
@@ -627,7 +631,7 @@
     </w:tbl>
     <w:p>
       <w:pPr>
-        <w:spacing w:after="34" w:before="0" w:line="312" w:lineRule="auto"/>
+        <w:spacing w:after="31" w:before="0" w:line="312" w:lineRule="auto"/>
         <w:jc w:val="left"/>
       </w:pPr>
       <w:r>
@@ -640,7 +644,7 @@
     </w:p>
     <w:p>
       <w:pPr>
-        <w:spacing w:after="34" w:before="68" w:line="312" w:lineRule="auto"/>
+        <w:spacing w:after="31" w:before="63" w:line="312" w:lineRule="auto"/>
         <w:jc w:val="left"/>
         <w:pBdr>
           <w:bottom w:val="single" w:sz="6" w:space="2" w:color="C9D2DD"/>
@@ -667,7 +671,7 @@
     </w:p>
     <w:p>
       <w:pPr>
-        <w:spacing w:after="34" w:before="0" w:line="312" w:lineRule="auto"/>
+        <w:spacing w:after="31" w:before="0" w:line="312" w:lineRule="auto"/>
         <w:jc w:val="left"/>
       </w:pPr>
       <w:r>
@@ -693,7 +697,7 @@
       </w:tblGrid>
       <w:tr>
         <w:trPr>
-          <w:trHeight w:val="1253" w:hRule="atLeast"/>
+          <w:trHeight w:val="1152" w:hRule="atLeast"/>
         </w:trPr>
         <w:tc>
           <w:tcPr>
@@ -727,7 +731,7 @@
     </w:tbl>
     <w:p>
       <w:pPr>
-        <w:spacing w:after="34" w:before="0" w:line="312" w:lineRule="auto"/>
+        <w:spacing w:after="31" w:before="0" w:line="312" w:lineRule="auto"/>
         <w:jc w:val="left"/>
       </w:pPr>
       <w:r>
@@ -740,7 +744,7 @@
     </w:p>
     <w:p>
       <w:pPr>
-        <w:spacing w:after="34" w:before="68" w:line="312" w:lineRule="auto"/>
+        <w:spacing w:after="31" w:before="63" w:line="312" w:lineRule="auto"/>
         <w:jc w:val="left"/>
         <w:pBdr>
           <w:bottom w:val="single" w:sz="6" w:space="2" w:color="C9D2DD"/>
@@ -767,7 +771,7 @@
     </w:p>
     <w:p>
       <w:pPr>
-        <w:spacing w:after="34" w:before="0" w:line="312" w:lineRule="auto"/>
+        <w:spacing w:after="31" w:before="0" w:line="312" w:lineRule="auto"/>
         <w:jc w:val="left"/>
       </w:pPr>
       <w:r>
@@ -793,7 +797,7 @@
       </w:tblGrid>
       <w:tr>
         <w:trPr>
-          <w:trHeight w:val="1638" w:hRule="atLeast"/>
+          <w:trHeight w:val="1507" w:hRule="atLeast"/>
         </w:trPr>
         <w:tc>
           <w:tcPr>
@@ -827,7 +831,7 @@
     </w:tbl>
     <w:p>
       <w:pPr>
-        <w:spacing w:after="34" w:before="0" w:line="312" w:lineRule="auto"/>
+        <w:spacing w:after="31" w:before="0" w:line="312" w:lineRule="auto"/>
         <w:jc w:val="left"/>
       </w:pPr>
       <w:r>
@@ -840,7 +844,7 @@
     </w:p>
     <w:p>
       <w:pPr>
-        <w:spacing w:after="34" w:before="68" w:line="312" w:lineRule="auto"/>
+        <w:spacing w:after="31" w:before="63" w:line="312" w:lineRule="auto"/>
         <w:jc w:val="left"/>
         <w:pBdr>
           <w:bottom w:val="single" w:sz="6" w:space="2" w:color="C9D2DD"/>
@@ -867,7 +871,7 @@
     </w:p>
     <w:p>
       <w:pPr>
-        <w:spacing w:after="34" w:before="0" w:line="312" w:lineRule="auto"/>
+        <w:spacing w:after="31" w:before="0" w:line="312" w:lineRule="auto"/>
         <w:jc w:val="left"/>
       </w:pPr>
       <w:r>
@@ -893,7 +897,7 @@
       </w:tblGrid>
       <w:tr>
         <w:trPr>
-          <w:trHeight w:val="1253" w:hRule="atLeast"/>
+          <w:trHeight w:val="1152" w:hRule="atLeast"/>
         </w:trPr>
         <w:tc>
           <w:tcPr>
@@ -927,7 +931,7 @@
     </w:tbl>
     <w:p>
       <w:pPr>
-        <w:spacing w:after="34" w:before="0" w:line="312" w:lineRule="auto"/>
+        <w:spacing w:after="31" w:before="0" w:line="312" w:lineRule="auto"/>
         <w:jc w:val="left"/>
       </w:pPr>
       <w:r>
@@ -940,7 +944,7 @@
     </w:p>
     <w:p>
       <w:pPr>
-        <w:spacing w:after="34" w:before="68" w:line="312" w:lineRule="auto"/>
+        <w:spacing w:after="31" w:before="63" w:line="312" w:lineRule="auto"/>
         <w:jc w:val="left"/>
         <w:pBdr>
           <w:bottom w:val="single" w:sz="6" w:space="2" w:color="C9D2DD"/>
@@ -967,7 +971,7 @@
     </w:p>
     <w:p>
       <w:pPr>
-        <w:spacing w:after="34" w:before="0" w:line="312" w:lineRule="auto"/>
+        <w:spacing w:after="31" w:before="0" w:line="312" w:lineRule="auto"/>
         <w:jc w:val="left"/>
       </w:pPr>
       <w:r>
@@ -993,7 +997,7 @@
       </w:tblGrid>
       <w:tr>
         <w:trPr>
-          <w:trHeight w:val="1445" w:hRule="atLeast"/>
+          <w:trHeight w:val="1330" w:hRule="atLeast"/>
         </w:trPr>
         <w:tc>
           <w:tcPr>
@@ -1027,7 +1031,7 @@
     </w:tbl>
     <w:p>
       <w:pPr>
-        <w:spacing w:after="34" w:before="0" w:line="312" w:lineRule="auto"/>
+        <w:spacing w:after="31" w:before="0" w:line="312" w:lineRule="auto"/>
         <w:jc w:val="left"/>
       </w:pPr>
       <w:r>
@@ -1040,7 +1044,7 @@
     </w:p>
     <w:p>
       <w:pPr>
-        <w:spacing w:after="68" w:before="0" w:line="312" w:lineRule="auto"/>
+        <w:spacing w:after="63" w:before="0" w:line="312" w:lineRule="auto"/>
         <w:jc w:val="center"/>
       </w:pPr>
       <w:r>
@@ -1054,7 +1058,7 @@
     </w:p>
     <w:p>
       <w:pPr>
-        <w:spacing w:after="68" w:before="68" w:line="312" w:lineRule="auto"/>
+        <w:spacing w:after="63" w:before="63" w:line="312" w:lineRule="auto"/>
         <w:jc w:val="center"/>
       </w:pPr>
       <w:r>
@@ -1069,7 +1073,7 @@
     </w:p>
     <w:p>
       <w:pPr>
-        <w:spacing w:after="68" w:before="0" w:line="312" w:lineRule="auto"/>
+        <w:spacing w:after="63" w:before="0" w:line="312" w:lineRule="auto"/>
         <w:jc w:val="right"/>
       </w:pPr>
       <w:r>
@@ -1107,7 +1111,7 @@
     </w:p>
     <w:p>
       <w:pPr>
-        <w:spacing w:after="0" w:before="51" w:line="312" w:lineRule="auto"/>
+        <w:spacing w:after="0" w:before="47" w:line="312" w:lineRule="auto"/>
         <w:jc w:val="left"/>
       </w:pPr>
       <w:r>
